--- a/40_AWS/05_改修資料/KSM_AWS_005_Modification_AWSBackupによるRDSバックアップ設定_ja_vi.docx
+++ b/40_AWS/05_改修資料/KSM_AWS_005_Modification_AWSBackupによるRDSバックアップ設定_ja_vi.docx
@@ -1744,7 +1744,7 @@
                 <w:sz w:val="18"/>
                 <w:szCs w:val="18"/>
               </w:rPr>
-              <w:t xml:space="preserve">※ 使用量増加に伴い将来的に $20〜30/月 程度になる見込み</w:t>
+              <w:t xml:space="preserve">/ ~$5.47/tháng (mức sử dụng hiện tại ~6GB, bao gồm KMS)</w:t>
             </w:r>
           </w:p>
         </w:tc>
@@ -2222,35 +2222,21 @@
                 <w:sz w:val="18"/>
                 <w:szCs w:val="18"/>
               </w:rPr>
-              <w:t xml:space="preserve">月額コストが約 +$5.47（現状 ~6GB 使用時）増加することに同意する</w:t>
-            </w:r>
-          </w:p>
-          <w:p>
-            <w:pPr>
-              <w:spacing w:before="0" w:after="0"/>
-            </w:pPr>
-            <w:r>
-              <w:rPr>
-                <w:rFonts w:ascii="BIZ UDPGothic" w:cs="BIZ UDPGothic" w:eastAsia="BIZ UDPGothic" w:hAnsi="BIZ UDPGothic"/>
-                <w:color w:val="404040"/>
-                <w:sz w:val="18"/>
-                <w:szCs w:val="18"/>
-              </w:rPr>
-              <w:t xml:space="preserve">※ 使用量増加に伴い将来的に $20〜30/月 程度となる見込み</w:t>
-            </w:r>
-          </w:p>
-          <w:p>
-            <w:pPr>
-              <w:spacing w:before="0" w:after="0"/>
-            </w:pPr>
-            <w:r>
-              <w:rPr>
-                <w:rFonts w:ascii="BIZ UDPGothic" w:cs="BIZ UDPGothic" w:eastAsia="BIZ UDPGothic" w:hAnsi="BIZ UDPGothic"/>
-                <w:color w:val="404040"/>
-                <w:sz w:val="18"/>
-                <w:szCs w:val="18"/>
-              </w:rPr>
-              <w:t xml:space="preserve">/ Đồng ý tăng chi phí khoảng +$5.47/tháng (tại mức sử dụng ~6GB hiện tại)</w:t>
+              <w:t xml:space="preserve">月額コストが約 +$5.47（現状 ~6GB 使用時、KMS込み）増加することに同意する</w:t>
+            </w:r>
+          </w:p>
+          <w:p>
+            <w:pPr>
+              <w:spacing w:before="0" w:after="0"/>
+            </w:pPr>
+            <w:r>
+              <w:rPr>
+                <w:rFonts w:ascii="BIZ UDPGothic" w:cs="BIZ UDPGothic" w:eastAsia="BIZ UDPGothic" w:hAnsi="BIZ UDPGothic"/>
+                <w:color w:val="404040"/>
+                <w:sz w:val="18"/>
+                <w:szCs w:val="18"/>
+              </w:rPr>
+              <w:t xml:space="preserve">/ Đồng ý tăng chi phí khoảng +$5.47/tháng (mức sử dụng ~6GB hiện tại, bao gồm KMS)</w:t>
             </w:r>
           </w:p>
         </w:tc>
@@ -5372,7 +5358,7 @@
           <w:sz w:val="18"/>
           <w:szCs w:val="18"/>
         </w:rPr>
-        <w:t xml:space="preserve">【実施順序】① DEV（スパイク）環境 → ② STG 環境 → ③ PRD 本番環境 の順に実施すること</w:t>
+        <w:t xml:space="preserve">【実施順序】① DEV（スパイク）環境で確認 → ② STG環境で確認 → ③ 顧客承認 → ④ PRD本番反映 の順に実施すること</w:t>
       </w:r>
       <w:r>
         <w:rPr>
@@ -5383,7 +5369,7 @@
           <w:sz w:val="18"/>
           <w:szCs w:val="18"/>
         </w:rPr>
-        <w:t xml:space="preserve"> / 【Thứ tự thực hiện】① Môi trường DEV → ② STG → ③ PRD thực tế</w:t>
+        <w:t xml:space="preserve"> / 【Thứ tự thực hiện】① Xác nhận môi trường DEV (spike) → ② Xác nhận STG → ③ Khách hàng phê duyệt → ④ Triển khai PRD</w:t>
       </w:r>
     </w:p>
     <w:tbl>
@@ -7946,7 +7932,7 @@
           <w:sz w:val="18"/>
           <w:szCs w:val="18"/>
         </w:rPr>
-        <w:t xml:space="preserve">【実施順序】① DEV（スパイク）環境 → ② STG 環境 → ③ PRD 本番環境 の順に実施すること</w:t>
+        <w:t xml:space="preserve">【実施順序】① DEV（スパイク）環境で確認 → ② STG環境で確認 → ③ 顧客承認 → ④ PRD本番反映 の順に実施すること</w:t>
       </w:r>
       <w:r>
         <w:rPr>
@@ -7957,7 +7943,7 @@
           <w:sz w:val="18"/>
           <w:szCs w:val="18"/>
         </w:rPr>
-        <w:t xml:space="preserve"> / 【Thứ tự thực hiện】① Môi trường DEV → ② STG → ③ PRD thực tế</w:t>
+        <w:t xml:space="preserve"> / 【Thứ tự thực hiện】① Xác nhận môi trường DEV (spike) → ② Xác nhận STG → ③ Khách hàng phê duyệt → ④ Triển khai PRD</w:t>
       </w:r>
     </w:p>
     <w:tbl>
@@ -10202,7 +10188,7 @@
           <w:sz w:val="18"/>
           <w:szCs w:val="18"/>
         </w:rPr>
-        <w:t xml:space="preserve">【実施順序】① DEV（スパイク）環境 → ② STG 環境 → ③ PRD 本番環境 の順に実施すること</w:t>
+        <w:t xml:space="preserve">【実施順序】① DEV（スパイク）環境で確認 → ② STG環境で確認 → ③ 顧客承認 → ④ PRD本番反映 の順に実施すること</w:t>
       </w:r>
       <w:r>
         <w:rPr>
@@ -10213,7 +10199,7 @@
           <w:sz w:val="18"/>
           <w:szCs w:val="18"/>
         </w:rPr>
-        <w:t xml:space="preserve"> / 【Thứ tự thực hiện】① Môi trường DEV → ② STG → ③ PRD thực tế</w:t>
+        <w:t xml:space="preserve"> / 【Thứ tự thực hiện】① Xác nhận môi trường DEV (spike) → ② Xác nhận STG → ③ Khách hàng phê duyệt → ④ Triển khai PRD</w:t>
       </w:r>
     </w:p>
     <w:tbl>
@@ -11967,7 +11953,7 @@
                 <w:sz w:val="18"/>
                 <w:szCs w:val="18"/>
               </w:rPr>
-              <w:t xml:space="preserve">約 +$5.47/月（現状 ~6GB 使用時、KMS込み）※ 使用量増加に伴い最大 $20〜30/月 程度</w:t>
+              <w:t xml:space="preserve">約 +$5.47/月（現状 ~6GB 使用時、KMS込み）/ ~$5.47/tháng (mức sử dụng ~6GB hiện tại, bao gồm KMS)</w:t>
             </w:r>
           </w:p>
         </w:tc>
@@ -12994,7 +12980,7 @@
                 <w:sz w:val="18"/>
                 <w:szCs w:val="18"/>
               </w:rPr>
-              <w:t xml:space="preserve">コード差分補完・対象環境をDEV（スパイク）/STG/PRDに拡張・コスト推定修正 / Bổ sung code diff, mở rộng phạm vi DEV（スパイク）/STG/PRD, điều chỉnh ước tính chi phí</w:t>
+              <w:t xml:space="preserve">AWS CLIコマンド補完・環境をDEV/STG/PRDに拡張・実施順序を顧客承認フロー化・コスト$20〜30削除し$5.47に修正 / Bổ sung lệnh AWS CLI, mở rộng DEV/STG/PRD, cập nhật luồng phê duyệt, xóa $20~30 và sửa thành $5.47</w:t>
             </w:r>
           </w:p>
         </w:tc>
